--- a/assets/engagement-agreements/ep-lp-trust-couple-v1.docx
+++ b/assets/engagement-agreements/ep-lp-trust-couple-v1.docx
@@ -903,6 +903,7 @@
     </w:p>
     <w:p>
       <w:pPr>
+        <w:keepNext/>
         <w:spacing w:before="120" w:line="210" w:lineRule="exact"/>
         <w:rPr>
           <w:sz w:val="22"/>
@@ -919,15 +920,17 @@
     </w:p>
     <w:p>
       <w:pPr>
-        <w:rPr>
-          <w:rFonts w:cs="Times New Roman"/>
-          <w:sz w:val="22"/>
-          <w:szCs w:val="22"/>
-        </w:rPr>
-      </w:pPr>
-    </w:p>
-    <w:p>
-      <w:pPr>
+        <w:keepNext/>
+        <w:rPr>
+          <w:rFonts w:cs="Times New Roman"/>
+          <w:sz w:val="22"/>
+          <w:szCs w:val="22"/>
+        </w:rPr>
+      </w:pPr>
+    </w:p>
+    <w:p>
+      <w:pPr>
+        <w:keepNext/>
         <w:rPr>
           <w:rFonts w:cs="Times New Roman"/>
           <w:sz w:val="22"/>
@@ -956,6 +959,7 @@
       </w:tblGrid>
       <w:tr>
         <w:trPr>
+          <w:cantSplit/>
           <w:trHeight w:val="605"/>
         </w:trPr>
         <w:tc>
@@ -967,6 +971,7 @@
           </w:tcPr>
           <w:p>
             <w:pPr>
+              <w:keepNext/>
               <w:autoSpaceDE w:val="0"/>
               <w:autoSpaceDN w:val="0"/>
               <w:adjustRightInd w:val="0"/>
@@ -980,6 +985,7 @@
           </w:p>
           <w:p>
             <w:pPr>
+              <w:keepNext/>
               <w:autoSpaceDE w:val="0"/>
               <w:autoSpaceDN w:val="0"/>
               <w:adjustRightInd w:val="0"/>
@@ -993,6 +999,7 @@
           </w:p>
           <w:p>
             <w:pPr>
+              <w:keepNext/>
               <w:autoSpaceDE w:val="0"/>
               <w:autoSpaceDN w:val="0"/>
               <w:adjustRightInd w:val="0"/>
@@ -1006,6 +1013,7 @@
           </w:p>
           <w:p>
             <w:pPr>
+              <w:keepNext/>
               <w:tabs>
                 <w:tab w:val="center" w:pos="2004"/>
               </w:tabs>
@@ -1035,6 +1043,7 @@
           </w:tcPr>
           <w:p>
             <w:pPr>
+              <w:keepNext/>
               <w:autoSpaceDE w:val="0"/>
               <w:autoSpaceDN w:val="0"/>
               <w:adjustRightInd w:val="0"/>
@@ -1056,6 +1065,7 @@
           </w:tcPr>
           <w:p>
             <w:pPr>
+              <w:keepNext/>
               <w:autoSpaceDE w:val="0"/>
               <w:autoSpaceDN w:val="0"/>
               <w:adjustRightInd w:val="0"/>
@@ -1079,6 +1089,7 @@
       </w:tr>
       <w:tr>
         <w:trPr>
+          <w:cantSplit/>
           <w:trHeight w:val="605"/>
         </w:trPr>
         <w:tc>
@@ -1090,6 +1101,7 @@
           </w:tcPr>
           <w:p>
             <w:pPr>
+              <w:keepNext/>
               <w:autoSpaceDE w:val="0"/>
               <w:autoSpaceDN w:val="0"/>
               <w:adjustRightInd w:val="0"/>
@@ -1115,6 +1127,7 @@
           </w:tcPr>
           <w:p>
             <w:pPr>
+              <w:keepNext/>
               <w:autoSpaceDE w:val="0"/>
               <w:autoSpaceDN w:val="0"/>
               <w:adjustRightInd w:val="0"/>
@@ -1155,6 +1168,7 @@
       </w:tr>
       <w:tr>
         <w:trPr>
+          <w:cantSplit/>
           <w:trHeight w:val="1017"/>
         </w:trPr>
         <w:tc>

--- a/assets/engagement-agreements/ep-lp-trust-couple-v1.docx
+++ b/assets/engagement-agreements/ep-lp-trust-couple-v1.docx
@@ -1105,6 +1105,7 @@
               <w:autoSpaceDE w:val="0"/>
               <w:autoSpaceDN w:val="0"/>
               <w:adjustRightInd w:val="0"/>
+              <w:jc w:val="left"/>
               <w:rPr>
                 <w:rFonts w:cs="Times New Roman"/>
                 <w:caps/>
@@ -1131,6 +1132,7 @@
               <w:autoSpaceDE w:val="0"/>
               <w:autoSpaceDN w:val="0"/>
               <w:adjustRightInd w:val="0"/>
+              <w:jc w:val="left"/>
               <w:rPr>
                 <w:rFonts w:cs="Times New Roman"/>
                 <w:sz w:val="22"/>
@@ -1149,6 +1151,7 @@
           <w:p>
             <w:pPr>
               <w:keepNext/>
+              <w:jc w:val="left"/>
               <w:rPr>
                 <w:rFonts w:cs="Times New Roman"/>
                 <w:caps/>
